--- a/SWP391_REPORTmillo_SRS_completed.docx
+++ b/SWP391_REPORTmillo_SRS_completed.docx
@@ -11511,34 +11511,7 @@
           <w:bCs/>
           <w:color w:val="45B0E1"/>
         </w:rPr>
-        <w:t>4.</w:t>
-      </w:r>
-      <w:r>
-        <w:rPr>
-          <w:rFonts w:ascii="Times New Roman" w:eastAsia="Yu Gothic" w:hAnsi="Times New Roman" w:cs="Times New Roman"/>
-          <w:b/>
-          <w:bCs/>
-          <w:color w:val="45B0E1"/>
-        </w:rPr>
-        <w:t>5</w:t>
-      </w:r>
-      <w:r>
-        <w:rPr>
-          <w:rFonts w:ascii="Times New Roman" w:eastAsia="Yu Gothic" w:hAnsi="Times New Roman" w:cs="Times New Roman"/>
-          <w:b/>
-          <w:bCs/>
-          <w:color w:val="45B0E1"/>
-        </w:rPr>
-        <w:t xml:space="preserve">. </w:t>
-      </w:r>
-      <w:r>
-        <w:rPr>
-          <w:rFonts w:ascii="Times New Roman" w:eastAsia="Yu Gothic" w:hAnsi="Times New Roman" w:cs="Times New Roman"/>
-          <w:b/>
-          <w:bCs/>
-          <w:color w:val="45B0E1"/>
-        </w:rPr>
-        <w:t>Giao diện hệ thống</w:t>
+        <w:t>4.5. Giao diện hệ thống</w:t>
       </w:r>
     </w:p>
     <w:p>
@@ -11551,6 +11524,15 @@
           <w:color w:val="45B0E1"/>
         </w:rPr>
       </w:pPr>
+      <w:r>
+        <w:rPr>
+          <w:rFonts w:ascii="Times New Roman" w:eastAsia="Yu Gothic" w:hAnsi="Times New Roman" w:cs="Times New Roman"/>
+          <w:b/>
+          <w:bCs/>
+          <w:color w:val="45B0E1"/>
+        </w:rPr>
+        <w:t>4.5.</w:t>
+      </w:r>
       <w:r>
         <w:rPr>
           <w:rFonts w:ascii="Times New Roman" w:eastAsia="Yu Gothic" w:hAnsi="Times New Roman" w:cs="Times New Roman"/>
@@ -11576,6 +11558,7 @@
           <w:rFonts w:ascii="Times New Roman" w:eastAsia="Yu Gothic" w:hAnsi="Times New Roman" w:cs="Times New Roman"/>
           <w:b/>
           <w:bCs/>
+          <w:noProof/>
           <w:color w:val="45B0E1"/>
         </w:rPr>
         <w:drawing>
@@ -11655,7 +11638,25 @@
           <w:color w:val="45B0E1"/>
         </w:rPr>
         <w:lastRenderedPageBreak/>
-        <w:t>4.2. Trang Login</w:t>
+        <w:t>4</w:t>
+      </w:r>
+      <w:r>
+        <w:rPr>
+          <w:rFonts w:ascii="Times New Roman" w:eastAsia="Yu Gothic" w:hAnsi="Times New Roman" w:cs="Times New Roman"/>
+          <w:b/>
+          <w:bCs/>
+          <w:color w:val="45B0E1"/>
+        </w:rPr>
+        <w:t>.5</w:t>
+      </w:r>
+      <w:r>
+        <w:rPr>
+          <w:rFonts w:ascii="Times New Roman" w:eastAsia="Yu Gothic" w:hAnsi="Times New Roman" w:cs="Times New Roman"/>
+          <w:b/>
+          <w:bCs/>
+          <w:color w:val="45B0E1"/>
+        </w:rPr>
+        <w:t>.2. Trang Login</w:t>
       </w:r>
     </w:p>
     <w:p>
@@ -11673,6 +11674,7 @@
           <w:rFonts w:ascii="Times New Roman" w:eastAsia="Yu Gothic" w:hAnsi="Times New Roman" w:cs="Times New Roman"/>
           <w:b/>
           <w:bCs/>
+          <w:noProof/>
           <w:color w:val="45B0E1"/>
         </w:rPr>
         <w:drawing>
@@ -11740,7 +11742,25 @@
           <w:bCs/>
           <w:color w:val="45B0E1"/>
         </w:rPr>
-        <w:t>4.3. Trang Register</w:t>
+        <w:t>4.</w:t>
+      </w:r>
+      <w:r>
+        <w:rPr>
+          <w:rFonts w:ascii="Times New Roman" w:eastAsia="Yu Gothic" w:hAnsi="Times New Roman" w:cs="Times New Roman"/>
+          <w:b/>
+          <w:bCs/>
+          <w:color w:val="45B0E1"/>
+        </w:rPr>
+        <w:t>5.</w:t>
+      </w:r>
+      <w:r>
+        <w:rPr>
+          <w:rFonts w:ascii="Times New Roman" w:eastAsia="Yu Gothic" w:hAnsi="Times New Roman" w:cs="Times New Roman"/>
+          <w:b/>
+          <w:bCs/>
+          <w:color w:val="45B0E1"/>
+        </w:rPr>
+        <w:t>3. Trang Register</w:t>
       </w:r>
     </w:p>
     <w:p>
@@ -11758,6 +11778,7 @@
           <w:rFonts w:ascii="Times New Roman" w:eastAsia="Yu Gothic" w:hAnsi="Times New Roman" w:cs="Times New Roman"/>
           <w:b/>
           <w:bCs/>
+          <w:noProof/>
           <w:color w:val="45B0E1"/>
         </w:rPr>
         <w:drawing>
@@ -11837,7 +11858,25 @@
           <w:color w:val="45B0E1"/>
         </w:rPr>
         <w:lastRenderedPageBreak/>
-        <w:t xml:space="preserve">4. </w:t>
+        <w:t>4.</w:t>
+      </w:r>
+      <w:r>
+        <w:rPr>
+          <w:rFonts w:ascii="Times New Roman" w:eastAsia="Yu Gothic" w:hAnsi="Times New Roman" w:cs="Times New Roman"/>
+          <w:b/>
+          <w:bCs/>
+          <w:color w:val="45B0E1"/>
+        </w:rPr>
+        <w:t>5.4</w:t>
+      </w:r>
+      <w:r>
+        <w:rPr>
+          <w:rFonts w:ascii="Times New Roman" w:eastAsia="Yu Gothic" w:hAnsi="Times New Roman" w:cs="Times New Roman"/>
+          <w:b/>
+          <w:bCs/>
+          <w:color w:val="45B0E1"/>
+        </w:rPr>
+        <w:t xml:space="preserve"> </w:t>
       </w:r>
       <w:r>
         <w:rPr>
@@ -11864,6 +11903,7 @@
           <w:rFonts w:ascii="Times New Roman" w:eastAsia="Yu Gothic" w:hAnsi="Times New Roman" w:cs="Times New Roman"/>
           <w:b/>
           <w:bCs/>
+          <w:noProof/>
           <w:color w:val="45B0E1"/>
         </w:rPr>
         <w:drawing>
@@ -11931,7 +11971,16 @@
           <w:bCs/>
           <w:color w:val="45B0E1"/>
         </w:rPr>
-        <w:t>6. Trang xác nhận đặt xe</w:t>
+        <w:t>4.5.5</w:t>
+      </w:r>
+      <w:r>
+        <w:rPr>
+          <w:rFonts w:ascii="Times New Roman" w:eastAsia="Yu Gothic" w:hAnsi="Times New Roman" w:cs="Times New Roman"/>
+          <w:b/>
+          <w:bCs/>
+          <w:color w:val="45B0E1"/>
+        </w:rPr>
+        <w:t xml:space="preserve"> Trang xác nhận đặt xe</w:t>
       </w:r>
     </w:p>
     <w:p>
@@ -11949,6 +11998,7 @@
           <w:rFonts w:ascii="Times New Roman" w:eastAsia="Yu Gothic" w:hAnsi="Times New Roman" w:cs="Times New Roman"/>
           <w:b/>
           <w:bCs/>
+          <w:noProof/>
           <w:color w:val="45B0E1"/>
         </w:rPr>
         <w:drawing>
